--- a/testakten/selbstvertreter-sozialgericht-heizkosten-eilantrag/03b_heizkostenabrechnung_2025.docx
+++ b/testakten/selbstvertreter-sozialgericht-heizkosten-eilantrag/03b_heizkostenabrechnung_2025.docx
@@ -65,7 +65,7 @@
               <w:br/>
               <w:t>Telefon 0341 492 73-0</w:t>
               <w:br/>
-              <w:t>abrechnung@klingspor.example.invalid</w:t>
+              <w:t>abrechnung@klingspor.de</w:t>
             </w:r>
           </w:p>
         </w:tc>
